--- a/spa/docx/02.content.docx
+++ b/spa/docx/02.content.docx
@@ -19,7 +19,7 @@
         <w:rPr>
           <w:lang w:val="es_ES" w:bidi="es_ES"/>
         </w:rPr>
-        <w:t>Resource: Notas de Estudio - Introducciones a los Libros (Tyndale)</w:t>
+        <w:t>Resource: Tyndale Open Study Notes</w:t>
       </w:r>
       <w:r>
         <w:rPr>
@@ -112,7 +112,7 @@
         <w:rPr>
           <w:lang w:val="es_ES" w:bidi="es_ES"/>
         </w:rPr>
-        <w:t>Notas de Estudio - Introducciones a los Libros (Tyndale)</w:t>
+        <w:t>Tyndale Open Study Notes</w:t>
       </w:r>
     </w:p>
     <w:p>

--- a/spa/docx/02.content.docx
+++ b/spa/docx/02.content.docx
@@ -19,7 +19,7 @@
         <w:rPr>
           <w:lang w:val="es_ES" w:bidi="es_ES"/>
         </w:rPr>
-        <w:t>Resource: Tyndale Open Study Notes</w:t>
+        <w:t>Resource: Aquifer Open Study Notes (Book Intros)</w:t>
       </w:r>
       <w:r>
         <w:rPr>
@@ -112,7 +112,7 @@
         <w:rPr>
           <w:lang w:val="es_ES" w:bidi="es_ES"/>
         </w:rPr>
-        <w:t>Tyndale Open Study Notes</w:t>
+        <w:t>Aquifer Open Study Notes (Book Intros)</w:t>
       </w:r>
     </w:p>
     <w:p>

--- a/spa/docx/02.content.docx
+++ b/spa/docx/02.content.docx
@@ -324,90 +324,60 @@
         </w:rPr>
         <w:t xml:space="preserve"> que significa “la salida.” </w:t>
       </w:r>
-      <w:hyperlink r:id="rId13">
-        <w:r>
-          <w:rPr>
-            <w:lang w:val="es_ES" w:bidi="es_ES"/>
-          </w:rPr>
-          <w:rPr>
-            <w:color w:val="0000EE"/>
-            <w:u w:val="single"/>
-          </w:rPr>
-          <w:t>Éxodo 1–15</w:t>
-        </w:r>
-      </w:hyperlink>
+      <w:r>
+        <w:rPr>
+          <w:lang w:val="es_ES" w:bidi="es_ES"/>
+        </w:rPr>
+        <w:t>Éxodo 1–15</w:t>
+      </w:r>
       <w:r>
         <w:rPr>
           <w:lang w:val="es_ES" w:bidi="es_ES"/>
         </w:rPr>
         <w:t xml:space="preserve"> trata sobre la “salida” de los hebreos de Egipto. El resto de Éxodo (caps. </w:t>
       </w:r>
-      <w:hyperlink r:id="rId14">
-        <w:r>
-          <w:rPr>
-            <w:lang w:val="es_ES" w:bidi="es_ES"/>
-          </w:rPr>
-          <w:rPr>
-            <w:color w:val="0000EE"/>
-            <w:u w:val="single"/>
-          </w:rPr>
-          <w:t>16–40</w:t>
-        </w:r>
-      </w:hyperlink>
+      <w:r>
+        <w:rPr>
+          <w:lang w:val="es_ES" w:bidi="es_ES"/>
+        </w:rPr>
+        <w:t>16–40</w:t>
+      </w:r>
       <w:r>
         <w:rPr>
           <w:lang w:val="es_ES" w:bidi="es_ES"/>
         </w:rPr>
         <w:t xml:space="preserve">) revela que el pueblo hebreo necesitaba más que ser rescatado de la esclavitud en Egipto: necesitaban una salida de su pecado y una entrada a la comunión con Dios. Éxodo aborda las grandes necesidades de Israel: ser liberado de la esclavitud (caps. </w:t>
       </w:r>
-      <w:hyperlink r:id="rId13">
-        <w:r>
-          <w:rPr>
-            <w:lang w:val="es_ES" w:bidi="es_ES"/>
-          </w:rPr>
-          <w:rPr>
-            <w:color w:val="0000EE"/>
-            <w:u w:val="single"/>
-          </w:rPr>
-          <w:t>1–15</w:t>
-        </w:r>
-      </w:hyperlink>
+      <w:r>
+        <w:rPr>
+          <w:lang w:val="es_ES" w:bidi="es_ES"/>
+        </w:rPr>
+        <w:t>1–15</w:t>
+      </w:r>
       <w:r>
         <w:rPr>
           <w:lang w:val="es_ES" w:bidi="es_ES"/>
         </w:rPr>
         <w:t xml:space="preserve">), conocer quién es Dios y cómo es a través del pacto en el Sinaí (caps. </w:t>
       </w:r>
-      <w:hyperlink r:id="rId15">
-        <w:r>
-          <w:rPr>
-            <w:lang w:val="es_ES" w:bidi="es_ES"/>
-          </w:rPr>
-          <w:rPr>
-            <w:color w:val="0000EE"/>
-            <w:u w:val="single"/>
-          </w:rPr>
-          <w:t>16–24</w:t>
-        </w:r>
-      </w:hyperlink>
+      <w:r>
+        <w:rPr>
+          <w:lang w:val="es_ES" w:bidi="es_ES"/>
+        </w:rPr>
+        <w:t>16–24</w:t>
+      </w:r>
       <w:r>
         <w:rPr>
           <w:lang w:val="es_ES" w:bidi="es_ES"/>
         </w:rPr>
         <w:t xml:space="preserve">), y experimentar comunión con Dios a través del Tabernáculo (caps. </w:t>
       </w:r>
-      <w:hyperlink r:id="rId16">
-        <w:r>
-          <w:rPr>
-            <w:lang w:val="es_ES" w:bidi="es_ES"/>
-          </w:rPr>
-          <w:rPr>
-            <w:color w:val="0000EE"/>
-            <w:u w:val="single"/>
-          </w:rPr>
-          <w:t>25–40</w:t>
-        </w:r>
-      </w:hyperlink>
+      <w:r>
+        <w:rPr>
+          <w:lang w:val="es_ES" w:bidi="es_ES"/>
+        </w:rPr>
+        <w:t>25–40</w:t>
+      </w:r>
       <w:r>
         <w:rPr>
           <w:lang w:val="es_ES" w:bidi="es_ES"/>
@@ -439,18 +409,12 @@
         </w:rPr>
         <w:t>Tradicionalmente se considera a Moisés como el autor del Pentateuco (</w:t>
       </w:r>
-      <w:hyperlink r:id="rId17">
-        <w:r>
-          <w:rPr>
-            <w:lang w:val="es_ES" w:bidi="es_ES"/>
-          </w:rPr>
-          <w:rPr>
-            <w:color w:val="0000EE"/>
-            <w:u w:val="single"/>
-          </w:rPr>
-          <w:t>Génesis/Deuteronomio</w:t>
-        </w:r>
-      </w:hyperlink>
+      <w:r>
+        <w:rPr>
+          <w:lang w:val="es_ES" w:bidi="es_ES"/>
+        </w:rPr>
+        <w:t>Génesis/Deuteronomio</w:t>
+      </w:r>
       <w:r>
         <w:rPr>
           <w:lang w:val="es_ES" w:bidi="es_ES"/>
@@ -508,18 +472,12 @@
         </w:rPr>
         <w:t xml:space="preserve">Primero, según </w:t>
       </w:r>
-      <w:hyperlink r:id="rId18">
-        <w:r>
-          <w:rPr>
-            <w:lang w:val="es_ES" w:bidi="es_ES"/>
-          </w:rPr>
-          <w:rPr>
-            <w:color w:val="0000EE"/>
-            <w:u w:val="single"/>
-          </w:rPr>
-          <w:t>1 Reyes 14:25–26</w:t>
-        </w:r>
-      </w:hyperlink>
+      <w:r>
+        <w:rPr>
+          <w:lang w:val="es_ES" w:bidi="es_ES"/>
+        </w:rPr>
+        <w:t>1 Reyes 14:25–26</w:t>
+      </w:r>
       <w:r>
         <w:rPr>
           <w:lang w:val="es_ES" w:bidi="es_ES"/>
@@ -540,72 +498,48 @@
         </w:rPr>
         <w:t>Un segundo indicador cronológico para la fecha del Éxodo es el "nuevo rey" que "no sabía nada sobre José" (</w:t>
       </w:r>
-      <w:hyperlink r:id="rId19">
-        <w:r>
-          <w:rPr>
-            <w:lang w:val="es_ES" w:bidi="es_ES"/>
-          </w:rPr>
-          <w:rPr>
-            <w:color w:val="0000EE"/>
-            <w:u w:val="single"/>
-          </w:rPr>
-          <w:t>Éxodo 1:8</w:t>
-        </w:r>
-      </w:hyperlink>
+      <w:r>
+        <w:rPr>
+          <w:lang w:val="es_ES" w:bidi="es_ES"/>
+        </w:rPr>
+        <w:t>Éxodo 1:8</w:t>
+      </w:r>
       <w:r>
         <w:rPr>
           <w:lang w:val="es_ES" w:bidi="es_ES"/>
         </w:rPr>
         <w:t>). Este comentario probablemente señala la llegada de una nueva dinastía. En el 1700 a.C., extranjeros de Asia comenzaron a migrar a Egipto. En 1648 a.C., un grupo de esos extranjeros, los hicsos, invadieron el Bajo Egipto y tomaron el control de la región. José y Jacob muy probablemente entraron en Egipto (</w:t>
       </w:r>
-      <w:hyperlink r:id="rId20">
-        <w:r>
-          <w:rPr>
-            <w:lang w:val="es_ES" w:bidi="es_ES"/>
-          </w:rPr>
-          <w:rPr>
-            <w:color w:val="0000EE"/>
-            <w:u w:val="single"/>
-          </w:rPr>
-          <w:t>Gen 39</w:t>
-        </w:r>
-      </w:hyperlink>
+      <w:r>
+        <w:rPr>
+          <w:lang w:val="es_ES" w:bidi="es_ES"/>
+        </w:rPr>
+        <w:t>Gen 39</w:t>
+      </w:r>
       <w:r>
         <w:rPr>
           <w:lang w:val="es_ES" w:bidi="es_ES"/>
         </w:rPr>
         <w:t xml:space="preserve">; </w:t>
       </w:r>
-      <w:hyperlink r:id="rId21">
-        <w:r>
-          <w:rPr>
-            <w:lang w:val="es_ES" w:bidi="es_ES"/>
-          </w:rPr>
-          <w:rPr>
-            <w:color w:val="0000EE"/>
-            <w:u w:val="single"/>
-          </w:rPr>
-          <w:t>46</w:t>
-        </w:r>
-      </w:hyperlink>
+      <w:r>
+        <w:rPr>
+          <w:lang w:val="es_ES" w:bidi="es_ES"/>
+        </w:rPr>
+        <w:t>46</w:t>
+      </w:r>
       <w:r>
         <w:rPr>
           <w:lang w:val="es_ES" w:bidi="es_ES"/>
         </w:rPr>
         <w:t xml:space="preserve">) poco antes o durante el período de los hicsos. Los hicsos gobernaron hasta 1540 a.C., cuando el faraón Ahmose (1550–1525 a.C.) los expulsó. Ahmose y los faraones que lo siguieron probablemente fueron la dinastía descrita por </w:t>
       </w:r>
-      <w:hyperlink r:id="rId19">
-        <w:r>
-          <w:rPr>
-            <w:lang w:val="es_ES" w:bidi="es_ES"/>
-          </w:rPr>
-          <w:rPr>
-            <w:color w:val="0000EE"/>
-            <w:u w:val="single"/>
-          </w:rPr>
-          <w:t>Éxodo 1:8</w:t>
-        </w:r>
-      </w:hyperlink>
+      <w:r>
+        <w:rPr>
+          <w:lang w:val="es_ES" w:bidi="es_ES"/>
+        </w:rPr>
+        <w:t>Éxodo 1:8</w:t>
+      </w:r>
       <w:r>
         <w:rPr>
           <w:lang w:val="es_ES" w:bidi="es_ES"/>
@@ -654,54 +588,36 @@
         </w:rPr>
         <w:t xml:space="preserve">Éxodo temprano (alrededor de 1446 a.C.) El escenario tradicional sitúa la fecha del Éxodo alrededor de 1446 a.C. Según </w:t>
       </w:r>
-      <w:hyperlink r:id="rId22">
-        <w:r>
-          <w:rPr>
-            <w:lang w:val="es_ES" w:bidi="es_ES"/>
-          </w:rPr>
-          <w:rPr>
-            <w:color w:val="0000EE"/>
-            <w:u w:val="single"/>
-          </w:rPr>
-          <w:t>1 Reyes 6:1</w:t>
-        </w:r>
-      </w:hyperlink>
+      <w:r>
+        <w:rPr>
+          <w:lang w:val="es_ES" w:bidi="es_ES"/>
+        </w:rPr>
+        <w:t>1 Reyes 6:1</w:t>
+      </w:r>
       <w:r>
         <w:rPr>
           <w:lang w:val="es_ES" w:bidi="es_ES"/>
         </w:rPr>
         <w:t xml:space="preserve">, Salomón comenzó la construcción del Templo en el cuarto año de su reinado (967 a.C.), 480 años después del Éxodo de Egipto. Si el número 480 se refiere a años calendario, entonces la fecha del Éxodo fue alrededor de 1446 a.C., y la entrada de Israel en Canaán fue alrededor de 1406 a.C. Los arqueólogos han descubierto las cartas de Amarna, un conjunto de cartas de jefes de ciudades cananeas pidiendo al faraón Akhenatón (alrededor de 1352–1336 a.C.) que les ayudara a luchar contra ciertos alborotadores que los estaban atacando. Esta es una posible referencia a los israelitas y apoyaría las fechas tempranas para el Éxodo y la conquista. Además, alrededor del 1100 a.C., Jefté describió a Israel como habiendo habitado la Tierra Prometida durante 300 años (ver </w:t>
       </w:r>
-      <w:hyperlink r:id="rId23">
-        <w:r>
-          <w:rPr>
-            <w:lang w:val="es_ES" w:bidi="es_ES"/>
-          </w:rPr>
-          <w:rPr>
-            <w:color w:val="0000EE"/>
-            <w:u w:val="single"/>
-          </w:rPr>
-          <w:t>Jc 11:26,</w:t>
-        </w:r>
-      </w:hyperlink>
+      <w:r>
+        <w:rPr>
+          <w:lang w:val="es_ES" w:bidi="es_ES"/>
+        </w:rPr>
+        <w:t>Jc 11:26,</w:t>
+      </w:r>
       <w:r>
         <w:rPr>
           <w:lang w:val="es_ES" w:bidi="es_ES"/>
         </w:rPr>
         <w:t xml:space="preserve"> cp. </w:t>
       </w:r>
-      <w:hyperlink r:id="rId24">
-        <w:r>
-          <w:rPr>
-            <w:lang w:val="es_ES" w:bidi="es_ES"/>
-          </w:rPr>
-          <w:rPr>
-            <w:color w:val="0000EE"/>
-            <w:u w:val="single"/>
-          </w:rPr>
-          <w:t>Nm 21:21–35</w:t>
-        </w:r>
-      </w:hyperlink>
+      <w:r>
+        <w:rPr>
+          <w:lang w:val="es_ES" w:bidi="es_ES"/>
+        </w:rPr>
+        <w:t>Nm 21:21–35</w:t>
+      </w:r>
       <w:r>
         <w:rPr>
           <w:lang w:val="es_ES" w:bidi="es_ES"/>
@@ -722,36 +638,24 @@
         </w:rPr>
         <w:t>Éxodo tardío (alrededor de 1270 a.C.) El escenario del Éxodo tardío sitúa el Éxodo de Egipto aproximadamente 300 años antes de la dedicación del templo de Salomón en 967 a.C., a principios del reinado del faraón Ramsés II (1279–1213 a.C.). La ciudad de Rameses, que los israelitas ayudaron a construir (</w:t>
       </w:r>
-      <w:hyperlink r:id="rId25">
-        <w:r>
-          <w:rPr>
-            <w:lang w:val="es_ES" w:bidi="es_ES"/>
-          </w:rPr>
-          <w:rPr>
-            <w:color w:val="0000EE"/>
-            <w:u w:val="single"/>
-          </w:rPr>
-          <w:t>Éxodo 1:11</w:t>
-        </w:r>
-      </w:hyperlink>
+      <w:r>
+        <w:rPr>
+          <w:lang w:val="es_ES" w:bidi="es_ES"/>
+        </w:rPr>
+        <w:t>Éxodo 1:11</w:t>
+      </w:r>
       <w:r>
         <w:rPr>
           <w:lang w:val="es_ES" w:bidi="es_ES"/>
         </w:rPr>
         <w:t xml:space="preserve">), fue nombrada en honor a este faraón, y hay evidencia de una actividad de construcción significativa que data de principios de los años 1200 a.C. en el sitio. Además, los arqueólogos que trabajaban en Palestina entre la Primera y Segunda Guerra Mundial informaron que no pudieron encontrar ninguna evidencia de la conquista que tuvo lugar a principios de los años 1300 a.C., como lo requiere la fecha temprana. Sin embargo, afirmaron haber encontrado evidencia de conquista y aumento de la actividad de asentamiento a finales de los 1200 a.C. Si estos hallazgos son precisos y reflejan la actividad israelita en la Tierra Prometida, apoyarían la idea de que el Éxodo ocurrió alrededor del 1270 a.C. Aquellos que optan por esta fecha posterior sostienen que el número 480 en </w:t>
       </w:r>
-      <w:hyperlink r:id="rId22">
-        <w:r>
-          <w:rPr>
-            <w:lang w:val="es_ES" w:bidi="es_ES"/>
-          </w:rPr>
-          <w:rPr>
-            <w:color w:val="0000EE"/>
-            <w:u w:val="single"/>
-          </w:rPr>
-          <w:t>1 Reyes 6:1</w:t>
-        </w:r>
-      </w:hyperlink>
+      <w:r>
+        <w:rPr>
+          <w:lang w:val="es_ES" w:bidi="es_ES"/>
+        </w:rPr>
+        <w:t>1 Reyes 6:1</w:t>
+      </w:r>
       <w:r>
         <w:rPr>
           <w:lang w:val="es_ES" w:bidi="es_ES"/>
@@ -797,72 +701,48 @@
         </w:rPr>
         <w:t xml:space="preserve">Por lo tanto, la fecha del Éxodo es clave para calcular las fechas de los patriarcas. Los cálculos también tienen en cuenta la vida útil de cada patriarca; las anotaciones cronológicas en </w:t>
       </w:r>
-      <w:hyperlink r:id="rId26">
-        <w:r>
-          <w:rPr>
-            <w:lang w:val="es_ES" w:bidi="es_ES"/>
-          </w:rPr>
-          <w:rPr>
-            <w:color w:val="0000EE"/>
-            <w:u w:val="single"/>
-          </w:rPr>
-          <w:t>Gn 12:4,</w:t>
-        </w:r>
-      </w:hyperlink>
+      <w:r>
+        <w:rPr>
+          <w:lang w:val="es_ES" w:bidi="es_ES"/>
+        </w:rPr>
+        <w:t>Gn 12:4,</w:t>
+      </w:r>
       <w:r>
         <w:rPr>
           <w:lang w:val="es_ES" w:bidi="es_ES"/>
         </w:rPr>
         <w:t xml:space="preserve"> </w:t>
       </w:r>
-      <w:hyperlink r:id="rId27">
-        <w:r>
-          <w:rPr>
-            <w:lang w:val="es_ES" w:bidi="es_ES"/>
-          </w:rPr>
-          <w:rPr>
-            <w:color w:val="0000EE"/>
-            <w:u w:val="single"/>
-          </w:rPr>
-          <w:t>21:5,</w:t>
-        </w:r>
-      </w:hyperlink>
+      <w:r>
+        <w:rPr>
+          <w:lang w:val="es_ES" w:bidi="es_ES"/>
+        </w:rPr>
+        <w:t>21:5,</w:t>
+      </w:r>
       <w:r>
         <w:rPr>
           <w:lang w:val="es_ES" w:bidi="es_ES"/>
         </w:rPr>
         <w:t xml:space="preserve"> </w:t>
       </w:r>
-      <w:hyperlink r:id="rId28">
-        <w:r>
-          <w:rPr>
-            <w:lang w:val="es_ES" w:bidi="es_ES"/>
-          </w:rPr>
-          <w:rPr>
-            <w:color w:val="0000EE"/>
-            <w:u w:val="single"/>
-          </w:rPr>
-          <w:t>25:26,</w:t>
-        </w:r>
-      </w:hyperlink>
+      <w:r>
+        <w:rPr>
+          <w:lang w:val="es_ES" w:bidi="es_ES"/>
+        </w:rPr>
+        <w:t>25:26,</w:t>
+      </w:r>
       <w:r>
         <w:rPr>
           <w:lang w:val="es_ES" w:bidi="es_ES"/>
         </w:rPr>
         <w:t xml:space="preserve"> </w:t>
       </w:r>
-      <w:hyperlink r:id="rId29">
-        <w:r>
-          <w:rPr>
-            <w:lang w:val="es_ES" w:bidi="es_ES"/>
-          </w:rPr>
-          <w:rPr>
-            <w:color w:val="0000EE"/>
-            <w:u w:val="single"/>
-          </w:rPr>
-          <w:t>47:9</w:t>
-        </w:r>
-      </w:hyperlink>
+      <w:r>
+        <w:rPr>
+          <w:lang w:val="es_ES" w:bidi="es_ES"/>
+        </w:rPr>
+        <w:t>47:9</w:t>
+      </w:r>
       <w:r>
         <w:rPr>
           <w:lang w:val="es_ES" w:bidi="es_ES"/>
@@ -883,162 +763,108 @@
         </w:rPr>
         <w:t xml:space="preserve">La duración de la estancia de Israel en Egipto es un factor adicional, y aquí hay una diferencia en los textos. El Texto Masorético Hebreo (MT) para </w:t>
       </w:r>
-      <w:hyperlink r:id="rId30">
-        <w:r>
-          <w:rPr>
-            <w:lang w:val="es_ES" w:bidi="es_ES"/>
-          </w:rPr>
-          <w:rPr>
-            <w:color w:val="0000EE"/>
-            <w:u w:val="single"/>
-          </w:rPr>
-          <w:t>Éxodo 12:40</w:t>
-        </w:r>
-      </w:hyperlink>
+      <w:r>
+        <w:rPr>
+          <w:lang w:val="es_ES" w:bidi="es_ES"/>
+        </w:rPr>
+        <w:t>Éxodo 12:40</w:t>
+      </w:r>
       <w:r>
         <w:rPr>
           <w:lang w:val="es_ES" w:bidi="es_ES"/>
         </w:rPr>
         <w:t xml:space="preserve"> dice que Israel pasó 430 años en Egipto, desde el año en que Jacob entró en Egipto hasta el año del Éxodo de Israel. Sin embargo, la temprana traducción griega del Antiguo Testamento (la Septuaginta, o LXX) y el Pentateuco Samaritano (otro manuscrito significativo) ambos dicen que el período de 430 años mencionado en </w:t>
       </w:r>
-      <w:hyperlink r:id="rId30">
-        <w:r>
-          <w:rPr>
-            <w:lang w:val="es_ES" w:bidi="es_ES"/>
-          </w:rPr>
-          <w:rPr>
-            <w:color w:val="0000EE"/>
-            <w:u w:val="single"/>
-          </w:rPr>
-          <w:t>Éxodo 12:40</w:t>
-        </w:r>
-      </w:hyperlink>
+      <w:r>
+        <w:rPr>
+          <w:lang w:val="es_ES" w:bidi="es_ES"/>
+        </w:rPr>
+        <w:t>Éxodo 12:40</w:t>
+      </w:r>
       <w:r>
         <w:rPr>
           <w:lang w:val="es_ES" w:bidi="es_ES"/>
         </w:rPr>
         <w:t xml:space="preserve"> incluye el tiempo que los israelitas pasaron tanto en Canaán como en Egipto (una cronología que Pablo aparentemente siguió; ver </w:t>
       </w:r>
-      <w:hyperlink r:id="rId31">
-        <w:r>
-          <w:rPr>
-            <w:lang w:val="es_ES" w:bidi="es_ES"/>
-          </w:rPr>
-          <w:rPr>
-            <w:color w:val="0000EE"/>
-            <w:u w:val="single"/>
-          </w:rPr>
-          <w:t>Ga 3:17</w:t>
-        </w:r>
-      </w:hyperlink>
+      <w:r>
+        <w:rPr>
+          <w:lang w:val="es_ES" w:bidi="es_ES"/>
+        </w:rPr>
+        <w:t>Ga 3:17</w:t>
+      </w:r>
       <w:r>
         <w:rPr>
           <w:lang w:val="es_ES" w:bidi="es_ES"/>
         </w:rPr>
         <w:t>). Esta cronología reduciría el tiempo pasado en Egipto a 215 años. Diversas declaraciones bíblicas que Israel estuvo en Egipto durante 400 años o cuatro generaciones (</w:t>
       </w:r>
-      <w:hyperlink r:id="rId32">
-        <w:r>
-          <w:rPr>
-            <w:lang w:val="es_ES" w:bidi="es_ES"/>
-          </w:rPr>
-          <w:rPr>
-            <w:color w:val="0000EE"/>
-            <w:u w:val="single"/>
-          </w:rPr>
-          <w:t>Gn 15:13–16</w:t>
-        </w:r>
-      </w:hyperlink>
+      <w:r>
+        <w:rPr>
+          <w:lang w:val="es_ES" w:bidi="es_ES"/>
+        </w:rPr>
+        <w:t>Gn 15:13–16</w:t>
+      </w:r>
       <w:r>
         <w:rPr>
           <w:lang w:val="es_ES" w:bidi="es_ES"/>
         </w:rPr>
         <w:t xml:space="preserve">; cp. </w:t>
       </w:r>
-      <w:hyperlink r:id="rId33">
-        <w:r>
-          <w:rPr>
-            <w:lang w:val="es_ES" w:bidi="es_ES"/>
-          </w:rPr>
-          <w:rPr>
-            <w:color w:val="0000EE"/>
-            <w:u w:val="single"/>
-          </w:rPr>
-          <w:t>Ex 6:16–20</w:t>
-        </w:r>
-      </w:hyperlink>
+      <w:r>
+        <w:rPr>
+          <w:lang w:val="es_ES" w:bidi="es_ES"/>
+        </w:rPr>
+        <w:t>Ex 6:16–20</w:t>
+      </w:r>
       <w:r>
         <w:rPr>
           <w:lang w:val="es_ES" w:bidi="es_ES"/>
         </w:rPr>
         <w:t xml:space="preserve">; </w:t>
       </w:r>
-      <w:hyperlink r:id="rId34">
-        <w:r>
-          <w:rPr>
-            <w:lang w:val="es_ES" w:bidi="es_ES"/>
-          </w:rPr>
-          <w:rPr>
-            <w:color w:val="0000EE"/>
-            <w:u w:val="single"/>
-          </w:rPr>
-          <w:t>Nm 3:17–19</w:t>
-        </w:r>
-      </w:hyperlink>
+      <w:r>
+        <w:rPr>
+          <w:lang w:val="es_ES" w:bidi="es_ES"/>
+        </w:rPr>
+        <w:t>Nm 3:17–19</w:t>
+      </w:r>
       <w:r>
         <w:rPr>
           <w:lang w:val="es_ES" w:bidi="es_ES"/>
         </w:rPr>
         <w:t xml:space="preserve">; </w:t>
       </w:r>
-      <w:hyperlink r:id="rId35">
-        <w:r>
-          <w:rPr>
-            <w:lang w:val="es_ES" w:bidi="es_ES"/>
-          </w:rPr>
-          <w:rPr>
-            <w:color w:val="0000EE"/>
-            <w:u w:val="single"/>
-          </w:rPr>
-          <w:t>26:58–59</w:t>
-        </w:r>
-      </w:hyperlink>
+      <w:r>
+        <w:rPr>
+          <w:lang w:val="es_ES" w:bidi="es_ES"/>
+        </w:rPr>
+        <w:t>26:58–59</w:t>
+      </w:r>
       <w:r>
         <w:rPr>
           <w:lang w:val="es_ES" w:bidi="es_ES"/>
         </w:rPr>
         <w:t xml:space="preserve">; </w:t>
       </w:r>
-      <w:hyperlink r:id="rId36">
-        <w:r>
-          <w:rPr>
-            <w:lang w:val="es_ES" w:bidi="es_ES"/>
-          </w:rPr>
-          <w:rPr>
-            <w:color w:val="0000EE"/>
-            <w:u w:val="single"/>
-          </w:rPr>
-          <w:t>1 Cro 6:1–3</w:t>
-        </w:r>
-      </w:hyperlink>
+      <w:r>
+        <w:rPr>
+          <w:lang w:val="es_ES" w:bidi="es_ES"/>
+        </w:rPr>
+        <w:t>1 Cro 6:1–3</w:t>
+      </w:r>
       <w:r>
         <w:rPr>
           <w:lang w:val="es_ES" w:bidi="es_ES"/>
         </w:rPr>
         <w:t xml:space="preserve">; </w:t>
       </w:r>
-      <w:hyperlink r:id="rId37">
-        <w:r>
-          <w:rPr>
-            <w:lang w:val="es_ES" w:bidi="es_ES"/>
-          </w:rPr>
-          <w:rPr>
-            <w:color w:val="0000EE"/>
-            <w:u w:val="single"/>
-          </w:rPr>
-          <w:t>Hc 7:6</w:t>
-        </w:r>
-      </w:hyperlink>
+      <w:r>
+        <w:rPr>
+          <w:lang w:val="es_ES" w:bidi="es_ES"/>
+        </w:rPr>
+        <w:t>Hc 7:6</w:t>
+      </w:r>
       <w:r>
         <w:rPr>
           <w:lang w:val="es_ES" w:bidi="es_ES"/>
@@ -1084,126 +910,84 @@
         </w:rPr>
         <w:t>Los capítulos iniciales de Génesis describen un problema serio: Dios hizo el mundo y a los seres humanos para la bendición (</w:t>
       </w:r>
-      <w:hyperlink r:id="rId38">
-        <w:r>
-          <w:rPr>
-            <w:lang w:val="es_ES" w:bidi="es_ES"/>
-          </w:rPr>
-          <w:rPr>
-            <w:color w:val="0000EE"/>
-            <w:u w:val="single"/>
-          </w:rPr>
-          <w:t>Gn 1:27–28</w:t>
-        </w:r>
-      </w:hyperlink>
+      <w:r>
+        <w:rPr>
+          <w:lang w:val="es_ES" w:bidi="es_ES"/>
+        </w:rPr>
+        <w:t>Gn 1:27–28</w:t>
+      </w:r>
       <w:r>
         <w:rPr>
           <w:lang w:val="es_ES" w:bidi="es_ES"/>
         </w:rPr>
         <w:t>), pero el mundo cayó bajo una maldición. La humanidad se había corrompido profundamente (</w:t>
       </w:r>
-      <w:hyperlink r:id="rId39">
-        <w:r>
-          <w:rPr>
-            <w:lang w:val="es_ES" w:bidi="es_ES"/>
-          </w:rPr>
-          <w:rPr>
-            <w:color w:val="0000EE"/>
-            <w:u w:val="single"/>
-          </w:rPr>
-          <w:t>Gn 6:5</w:t>
-        </w:r>
-      </w:hyperlink>
+      <w:r>
+        <w:rPr>
+          <w:lang w:val="es_ES" w:bidi="es_ES"/>
+        </w:rPr>
+        <w:t>Gn 6:5</w:t>
+      </w:r>
       <w:r>
         <w:rPr>
           <w:lang w:val="es_ES" w:bidi="es_ES"/>
         </w:rPr>
         <w:t>), alienada de su Creador (</w:t>
       </w:r>
-      <w:hyperlink r:id="rId40">
-        <w:r>
-          <w:rPr>
-            <w:lang w:val="es_ES" w:bidi="es_ES"/>
-          </w:rPr>
-          <w:rPr>
-            <w:color w:val="0000EE"/>
-            <w:u w:val="single"/>
-          </w:rPr>
-          <w:t>Gn 3:23–24</w:t>
-        </w:r>
-      </w:hyperlink>
+      <w:r>
+        <w:rPr>
+          <w:lang w:val="es_ES" w:bidi="es_ES"/>
+        </w:rPr>
+        <w:t>Gn 3:23–24</w:t>
+      </w:r>
       <w:r>
         <w:rPr>
           <w:lang w:val="es_ES" w:bidi="es_ES"/>
         </w:rPr>
         <w:t>) y entre sí (</w:t>
       </w:r>
-      <w:hyperlink r:id="rId41">
-        <w:r>
-          <w:rPr>
-            <w:lang w:val="es_ES" w:bidi="es_ES"/>
-          </w:rPr>
-          <w:rPr>
-            <w:color w:val="0000EE"/>
-            <w:u w:val="single"/>
-          </w:rPr>
-          <w:t>Gn 4:14</w:t>
-        </w:r>
-      </w:hyperlink>
+      <w:r>
+        <w:rPr>
+          <w:lang w:val="es_ES" w:bidi="es_ES"/>
+        </w:rPr>
+        <w:t>Gn 4:14</w:t>
+      </w:r>
       <w:r>
         <w:rPr>
           <w:lang w:val="es_ES" w:bidi="es_ES"/>
         </w:rPr>
         <w:t>). Muerte, violencia y confusión eran desenfrenadas (</w:t>
       </w:r>
-      <w:hyperlink r:id="rId42">
-        <w:r>
-          <w:rPr>
-            <w:lang w:val="es_ES" w:bidi="es_ES"/>
-          </w:rPr>
-          <w:rPr>
-            <w:color w:val="0000EE"/>
-            <w:u w:val="single"/>
-          </w:rPr>
-          <w:t>Gn 4:8</w:t>
-        </w:r>
-      </w:hyperlink>
+      <w:r>
+        <w:rPr>
+          <w:lang w:val="es_ES" w:bidi="es_ES"/>
+        </w:rPr>
+        <w:t>Gn 4:8</w:t>
+      </w:r>
       <w:r>
         <w:rPr>
           <w:lang w:val="es_ES" w:bidi="es_ES"/>
         </w:rPr>
         <w:t xml:space="preserve">, </w:t>
       </w:r>
-      <w:hyperlink r:id="rId43">
-        <w:r>
-          <w:rPr>
-            <w:lang w:val="es_ES" w:bidi="es_ES"/>
-          </w:rPr>
-          <w:rPr>
-            <w:color w:val="0000EE"/>
-            <w:u w:val="single"/>
-          </w:rPr>
-          <w:t>23–24</w:t>
-        </w:r>
-      </w:hyperlink>
+      <w:r>
+        <w:rPr>
+          <w:lang w:val="es_ES" w:bidi="es_ES"/>
+        </w:rPr>
+        <w:t>23–24</w:t>
+      </w:r>
       <w:r>
         <w:rPr>
           <w:lang w:val="es_ES" w:bidi="es_ES"/>
         </w:rPr>
         <w:t xml:space="preserve">; </w:t>
       </w:r>
-      <w:hyperlink r:id="rId44">
-        <w:r>
-          <w:rPr>
-            <w:lang w:val="es_ES" w:bidi="es_ES"/>
-          </w:rPr>
-          <w:rPr>
-            <w:color w:val="0000EE"/>
-            <w:u w:val="single"/>
-          </w:rPr>
-          <w:t>11:9</w:t>
-        </w:r>
-      </w:hyperlink>
+      <w:r>
+        <w:rPr>
+          <w:lang w:val="es_ES" w:bidi="es_ES"/>
+        </w:rPr>
+        <w:t>11:9</w:t>
+      </w:r>
       <w:r>
         <w:rPr>
           <w:lang w:val="es_ES" w:bidi="es_ES"/>
@@ -1224,72 +1008,48 @@
         </w:rPr>
         <w:t xml:space="preserve">En </w:t>
       </w:r>
-      <w:hyperlink r:id="rId45">
-        <w:r>
-          <w:rPr>
-            <w:lang w:val="es_ES" w:bidi="es_ES"/>
-          </w:rPr>
-          <w:rPr>
-            <w:color w:val="0000EE"/>
-            <w:u w:val="single"/>
-          </w:rPr>
-          <w:t>Gn 12–50</w:t>
-        </w:r>
-      </w:hyperlink>
+      <w:r>
+        <w:rPr>
+          <w:lang w:val="es_ES" w:bidi="es_ES"/>
+        </w:rPr>
+        <w:t>Gn 12–50</w:t>
+      </w:r>
       <w:r>
         <w:rPr>
           <w:lang w:val="es_ES" w:bidi="es_ES"/>
         </w:rPr>
         <w:t>, el plan de Dios para restaurar el mundo comienza a desarrollarse. Dios eligió a Abraham y a sus descendientes para estar en una relación de pacto especial con él, prometiendo convertirlos en una nación próspera a través de la cual todo el mundo sería bendecido (</w:t>
       </w:r>
-      <w:hyperlink r:id="rId46">
-        <w:r>
-          <w:rPr>
-            <w:lang w:val="es_ES" w:bidi="es_ES"/>
-          </w:rPr>
-          <w:rPr>
-            <w:color w:val="0000EE"/>
-            <w:u w:val="single"/>
-          </w:rPr>
-          <w:t>Gn 12:1–3</w:t>
-        </w:r>
-      </w:hyperlink>
+      <w:r>
+        <w:rPr>
+          <w:lang w:val="es_ES" w:bidi="es_ES"/>
+        </w:rPr>
+        <w:t>Gn 12:1–3</w:t>
+      </w:r>
       <w:r>
         <w:rPr>
           <w:lang w:val="es_ES" w:bidi="es_ES"/>
         </w:rPr>
         <w:t>). Abraham creyó en Dios a pesar de que su esposa parecía irremediablemente estéril (</w:t>
       </w:r>
-      <w:hyperlink r:id="rId47">
-        <w:r>
-          <w:rPr>
-            <w:lang w:val="es_ES" w:bidi="es_ES"/>
-          </w:rPr>
-          <w:rPr>
-            <w:color w:val="0000EE"/>
-            <w:u w:val="single"/>
-          </w:rPr>
-          <w:t>Gn 15:6</w:t>
-        </w:r>
-      </w:hyperlink>
+      <w:r>
+        <w:rPr>
+          <w:lang w:val="es_ES" w:bidi="es_ES"/>
+        </w:rPr>
+        <w:t>Gn 15:6</w:t>
+      </w:r>
       <w:r>
         <w:rPr>
           <w:lang w:val="es_ES" w:bidi="es_ES"/>
         </w:rPr>
         <w:t>), y Dios pronto comenzó a cumplir sus promesas (</w:t>
       </w:r>
-      <w:hyperlink r:id="rId48">
-        <w:r>
-          <w:rPr>
-            <w:lang w:val="es_ES" w:bidi="es_ES"/>
-          </w:rPr>
-          <w:rPr>
-            <w:color w:val="0000EE"/>
-            <w:u w:val="single"/>
-          </w:rPr>
-          <w:t>Gen 21:1–7</w:t>
-        </w:r>
-      </w:hyperlink>
+      <w:r>
+        <w:rPr>
+          <w:lang w:val="es_ES" w:bidi="es_ES"/>
+        </w:rPr>
+        <w:t>Gen 21:1–7</w:t>
+      </w:r>
       <w:r>
         <w:rPr>
           <w:lang w:val="es_ES" w:bidi="es_ES"/>
@@ -1310,18 +1070,12 @@
         </w:rPr>
         <w:t>Sin embargo, al comenzar el libro de Éxodo, la validez de las promesas de Dios a Abraham está en duda. Sí, los descendientes de Abraham habían crecido en gran número, pero ahora eran esclavos en Egipto, y el faraón, el rey más poderoso del mundo, estaba decidido a mantenerlos subyugados. En cuanto a la Tierra Prometida, Abraham y sus descendientes nunca habían poseído ninguna parte de ella, excepto una parcela para entierro (</w:t>
       </w:r>
-      <w:hyperlink r:id="rId49">
-        <w:r>
-          <w:rPr>
-            <w:lang w:val="es_ES" w:bidi="es_ES"/>
-          </w:rPr>
-          <w:rPr>
-            <w:color w:val="0000EE"/>
-            <w:u w:val="single"/>
-          </w:rPr>
-          <w:t>Gn 23</w:t>
-        </w:r>
-      </w:hyperlink>
+      <w:r>
+        <w:rPr>
+          <w:lang w:val="es_ES" w:bidi="es_ES"/>
+        </w:rPr>
+        <w:t>Gn 23</w:t>
+      </w:r>
       <w:r>
         <w:rPr>
           <w:lang w:val="es_ES" w:bidi="es_ES"/>
@@ -1342,72 +1096,48 @@
         </w:rPr>
         <w:t>Al responder a esas preguntas, Éxodo nos lleva mucho más lejos en el camino para entender quién es Dios. Dios realmente conoce nuestra situación y nos valora. El Señor está en una categoría completamente diferente de "todos los demás dioses" (</w:t>
       </w:r>
-      <w:hyperlink r:id="rId50">
-        <w:r>
-          <w:rPr>
-            <w:lang w:val="es_ES" w:bidi="es_ES"/>
-          </w:rPr>
-          <w:rPr>
-            <w:color w:val="0000EE"/>
-            <w:u w:val="single"/>
-          </w:rPr>
-          <w:t>18:11</w:t>
-        </w:r>
-      </w:hyperlink>
+      <w:r>
+        <w:rPr>
+          <w:lang w:val="es_ES" w:bidi="es_ES"/>
+        </w:rPr>
+        <w:t>18:11</w:t>
+      </w:r>
       <w:r>
         <w:rPr>
           <w:lang w:val="es_ES" w:bidi="es_ES"/>
         </w:rPr>
         <w:t>). Él se revela en Éxodo como el ser más grande en existencia (</w:t>
       </w:r>
-      <w:hyperlink r:id="rId51">
-        <w:r>
-          <w:rPr>
-            <w:lang w:val="es_ES" w:bidi="es_ES"/>
-          </w:rPr>
-          <w:rPr>
-            <w:color w:val="0000EE"/>
-            <w:u w:val="single"/>
-          </w:rPr>
-          <w:t>3:5–6</w:t>
-        </w:r>
-      </w:hyperlink>
+      <w:r>
+        <w:rPr>
+          <w:lang w:val="es_ES" w:bidi="es_ES"/>
+        </w:rPr>
+        <w:t>3:5–6</w:t>
+      </w:r>
       <w:r>
         <w:rPr>
           <w:lang w:val="es_ES" w:bidi="es_ES"/>
         </w:rPr>
         <w:t xml:space="preserve">, </w:t>
       </w:r>
-      <w:hyperlink r:id="rId52">
-        <w:r>
-          <w:rPr>
-            <w:lang w:val="es_ES" w:bidi="es_ES"/>
-          </w:rPr>
-          <w:rPr>
-            <w:color w:val="0000EE"/>
-            <w:u w:val="single"/>
-          </w:rPr>
-          <w:t>14–15</w:t>
-        </w:r>
-      </w:hyperlink>
+      <w:r>
+        <w:rPr>
+          <w:lang w:val="es_ES" w:bidi="es_ES"/>
+        </w:rPr>
+        <w:t>14–15</w:t>
+      </w:r>
       <w:r>
         <w:rPr>
           <w:lang w:val="es_ES" w:bidi="es_ES"/>
         </w:rPr>
         <w:t xml:space="preserve">; </w:t>
       </w:r>
-      <w:hyperlink r:id="rId53">
-        <w:r>
-          <w:rPr>
-            <w:lang w:val="es_ES" w:bidi="es_ES"/>
-          </w:rPr>
-          <w:rPr>
-            <w:color w:val="0000EE"/>
-            <w:u w:val="single"/>
-          </w:rPr>
-          <w:t>6:3</w:t>
-        </w:r>
-      </w:hyperlink>
+      <w:r>
+        <w:rPr>
+          <w:lang w:val="es_ES" w:bidi="es_ES"/>
+        </w:rPr>
+        <w:t>6:3</w:t>
+      </w:r>
       <w:r>
         <w:rPr>
           <w:lang w:val="es_ES" w:bidi="es_ES"/>
@@ -1428,18 +1158,12 @@
         </w:rPr>
         <w:t>El pueblo de Israel había pasado unos 400 años absorbiendo las creencias paganas equivocadas de Egipto. Ahora tendrían que desaprenderlos: No hay muchos dioses, solo uno. Dios no es lo mismo que el mundo natural que los rodea; él está aparte del mundo, que él creó. Dios no puede ser manipulado por la magia. La existencia no está definida por una lucha eterna entre fuerzas positivas y negativas. Dios es santo, absolutamente otro, profundamente ético en todas sus relaciones, apasionadamente leal a sus criaturas y deseando hacer el bien para ellas (</w:t>
       </w:r>
-      <w:hyperlink r:id="rId54">
-        <w:r>
-          <w:rPr>
-            <w:lang w:val="es_ES" w:bidi="es_ES"/>
-          </w:rPr>
-          <w:rPr>
-            <w:color w:val="0000EE"/>
-            <w:u w:val="single"/>
-          </w:rPr>
-          <w:t>34:5–6</w:t>
-        </w:r>
-      </w:hyperlink>
+      <w:r>
+        <w:rPr>
+          <w:lang w:val="es_ES" w:bidi="es_ES"/>
+        </w:rPr>
+        <w:t>34:5–6</w:t>
+      </w:r>
       <w:r>
         <w:rPr>
           <w:lang w:val="es_ES" w:bidi="es_ES"/>
@@ -1460,36 +1184,24 @@
         </w:rPr>
         <w:t>Dios usó un pacto (</w:t>
       </w:r>
-      <w:hyperlink r:id="rId55">
-        <w:r>
-          <w:rPr>
-            <w:lang w:val="es_ES" w:bidi="es_ES"/>
-          </w:rPr>
-          <w:rPr>
-            <w:color w:val="0000EE"/>
-            <w:u w:val="single"/>
-          </w:rPr>
-          <w:t>Ex 19–23</w:t>
-        </w:r>
-      </w:hyperlink>
+      <w:r>
+        <w:rPr>
+          <w:lang w:val="es_ES" w:bidi="es_ES"/>
+        </w:rPr>
+        <w:t>Ex 19–23</w:t>
+      </w:r>
       <w:r>
         <w:rPr>
           <w:lang w:val="es_ES" w:bidi="es_ES"/>
         </w:rPr>
         <w:t xml:space="preserve">) para enseñar a su pueblo quién es él y cómo debería ser su relación con él. El pacto nos enseña la naturaleza ética de Dios. En el mundo antiguo, la ética y la religión eran en gran medida independientes. En cambio, la mayoría de los requisitos del pacto de Dios tienen que ver con cómo las personas se tratan entre sí (ver </w:t>
       </w:r>
-      <w:hyperlink r:id="rId56">
-        <w:r>
-          <w:rPr>
-            <w:lang w:val="es_ES" w:bidi="es_ES"/>
-          </w:rPr>
-          <w:rPr>
-            <w:color w:val="0000EE"/>
-            <w:u w:val="single"/>
-          </w:rPr>
-          <w:t>20:3–17</w:t>
-        </w:r>
-      </w:hyperlink>
+      <w:r>
+        <w:rPr>
+          <w:lang w:val="es_ES" w:bidi="es_ES"/>
+        </w:rPr>
+        <w:t>20:3–17</w:t>
+      </w:r>
       <w:r>
         <w:rPr>
           <w:lang w:val="es_ES" w:bidi="es_ES"/>
@@ -1510,36 +1222,24 @@
         </w:rPr>
         <w:t>Dios rescata a su pueblo y nos llama a una vida de santidad para que podamos tener una relación viva y personal con él. Los capítulos del Tabernáculo (</w:t>
       </w:r>
-      <w:hyperlink r:id="rId16">
-        <w:r>
-          <w:rPr>
-            <w:lang w:val="es_ES" w:bidi="es_ES"/>
-          </w:rPr>
-          <w:rPr>
-            <w:color w:val="0000EE"/>
-            <w:u w:val="single"/>
-          </w:rPr>
-          <w:t>25–40</w:t>
-        </w:r>
-      </w:hyperlink>
+      <w:r>
+        <w:rPr>
+          <w:lang w:val="es_ES" w:bidi="es_ES"/>
+        </w:rPr>
+        <w:t>25–40</w:t>
+      </w:r>
       <w:r>
         <w:rPr>
           <w:lang w:val="es_ES" w:bidi="es_ES"/>
         </w:rPr>
         <w:t>) no son un añadido; son de lo que se trataba el Éxodo. Sí, Dios cumpliría su promesa de llevar al pueblo a la Tierra Prometida, pero su objetivo era que vivieran en su presencia sin ser destruidos por su santidad, y eso es lo que sucedió (</w:t>
       </w:r>
-      <w:hyperlink r:id="rId57">
-        <w:r>
-          <w:rPr>
-            <w:lang w:val="es_ES" w:bidi="es_ES"/>
-          </w:rPr>
-          <w:rPr>
-            <w:color w:val="0000EE"/>
-            <w:u w:val="single"/>
-          </w:rPr>
-          <w:t>40:34–38</w:t>
-        </w:r>
-      </w:hyperlink>
+      <w:r>
+        <w:rPr>
+          <w:lang w:val="es_ES" w:bidi="es_ES"/>
+        </w:rPr>
+        <w:t>40:34–38</w:t>
+      </w:r>
       <w:r>
         <w:rPr>
           <w:lang w:val="es_ES" w:bidi="es_ES"/>
